--- a/Files/04 - Bamidbar/09 - Pinchas/5785/Pinchas 5785.docx
+++ b/Files/04 - Bamidbar/09 - Pinchas/5785/Pinchas 5785.docx
@@ -247,7 +247,7 @@
           <w:rFonts w:ascii="Times New Roman" w:hAnsi="Times New Roman" w:cs="Times New Roman"/>
           <w:rtl/>
         </w:rPr>
-        <w:t>״</w:t>
+        <w:t>"</w:t>
       </w:r>
       <w:r>
         <w:rPr>
@@ -289,7 +289,7 @@
           <w:rFonts w:ascii="Times New Roman" w:hAnsi="Times New Roman" w:cs="Times New Roman"/>
           <w:rtl/>
         </w:rPr>
-        <w:t>״</w:t>
+        <w:t>"</w:t>
       </w:r>
       <w:r>
         <w:rPr>
@@ -317,7 +317,7 @@
           <w:rFonts w:ascii="Times New Roman" w:hAnsi="Times New Roman" w:cs="Times New Roman"/>
           <w:rtl/>
         </w:rPr>
-        <w:t>״</w:t>
+        <w:t>"</w:t>
       </w:r>
       <w:r>
         <w:rPr>
@@ -1031,7 +1031,7 @@
           <w:rFonts w:ascii="Times New Roman" w:hAnsi="Times New Roman" w:cs="Times New Roman"/>
           <w:rtl/>
         </w:rPr>
-        <w:t>״</w:t>
+        <w:t>"</w:t>
       </w:r>
       <w:r>
         <w:rPr>
@@ -1724,7 +1724,7 @@
         <w:rPr>
           <w:rFonts w:ascii="Times New Roman" w:hAnsi="Times New Roman" w:cs="Times New Roman"/>
         </w:rPr>
-        <w:t>m going the way of all of all creatures</w:t>
+        <w:t>m going the way of all creatures</w:t>
       </w:r>
       <w:r>
         <w:rPr>
@@ -2258,7 +2258,7 @@
         <w:rPr>
           <w:rFonts w:ascii="Times New Roman" w:hAnsi="Times New Roman" w:cs="Times New Roman"/>
         </w:rPr>
-        <w:t xml:space="preserve"> his job that </w:t>
+        <w:t xml:space="preserve"> his job that</w:t>
       </w:r>
       <w:r>
         <w:rPr>
@@ -2928,7 +2928,7 @@
           <w:rFonts w:ascii="Times New Roman" w:hAnsi="Times New Roman" w:cs="Times New Roman"/>
           <w:rtl/>
         </w:rPr>
-        <w:t>״</w:t>
+        <w:t>"</w:t>
       </w:r>
       <w:r>
         <w:rPr>
@@ -4281,7 +4281,7 @@
         <w:rPr>
           <w:rFonts w:ascii="Times New Roman" w:hAnsi="Times New Roman" w:cs="Times New Roman"/>
         </w:rPr>
-        <w:t xml:space="preserve"> How is that possible? How can </w:t>
+        <w:t xml:space="preserve"> How is that possible? How can</w:t>
       </w:r>
       <w:r>
         <w:rPr>
@@ -4334,7 +4334,7 @@
           <w:rFonts w:ascii="Times New Roman" w:hAnsi="Times New Roman" w:cs="Times New Roman"/>
           <w:rtl/>
         </w:rPr>
-        <w:t>״</w:t>
+        <w:t>"</w:t>
       </w:r>
       <w:r>
         <w:rPr>
@@ -4719,7 +4719,7 @@
         <w:rPr>
           <w:rFonts w:ascii="Times New Roman" w:hAnsi="Times New Roman" w:cs="Times New Roman"/>
         </w:rPr>
-        <w:t xml:space="preserve">ll have a son just like you, and you will be </w:t>
+        <w:t>ll have a son just like you, and you will be</w:t>
       </w:r>
       <w:r>
         <w:rPr>
